--- a/docs/spec/ADW-TECHNISCHE-SPEC.docx
+++ b/docs/spec/ADW-TECHNISCHE-SPEC.docx
@@ -566,175 +566,118 @@
     </w:p>
     <w:p>
       <w:pPr>
-        <w:pStyle w:val="SourceCode"/>
-      </w:pPr>
-      <w:r>
-        <w:rPr>
-          <w:rStyle w:val="VerbatimChar"/>
-        </w:rPr>
-        <w:t xml:space="preserve">                          ┌────────────────────────────────────────────┐</w:t>
-      </w:r>
-      <w:r>
-        <w:br/>
-      </w:r>
-      <w:r>
-        <w:rPr>
-          <w:rStyle w:val="VerbatimChar"/>
-        </w:rPr>
-        <w:t xml:space="preserve">  adw run/resume/approve  │  cli.py (typer)                            │</w:t>
-      </w:r>
-      <w:r>
-        <w:br/>
-      </w:r>
-      <w:r>
-        <w:rPr>
-          <w:rStyle w:val="VerbatimChar"/>
-        </w:rPr>
-        <w:t xml:space="preserve">  ────────────────────────▶  Argument validation · Runner wiring       │</w:t>
-      </w:r>
-      <w:r>
-        <w:br/>
-      </w:r>
-      <w:r>
-        <w:rPr>
-          <w:rStyle w:val="VerbatimChar"/>
-        </w:rPr>
-        <w:t xml:space="preserve">                          │  Dry-run fixtures · Exit codes 0/2/1       │</w:t>
-      </w:r>
-      <w:r>
-        <w:br/>
-      </w:r>
-      <w:r>
-        <w:rPr>
-          <w:rStyle w:val="VerbatimChar"/>
-        </w:rPr>
-        <w:t xml:space="preserve">                          └───────────────┬────────────────────────────┘</w:t>
-      </w:r>
-      <w:r>
-        <w:br/>
-      </w:r>
-      <w:r>
-        <w:rPr>
-          <w:rStyle w:val="VerbatimChar"/>
-        </w:rPr>
-        <w:t xml:space="preserve">                                          │ RunContext (repo, config, state,</w:t>
-      </w:r>
-      <w:r>
-        <w:br/>
-      </w:r>
-      <w:r>
-        <w:rPr>
-          <w:rStyle w:val="VerbatimChar"/>
-        </w:rPr>
-        <w:t xml:space="preserve">                                          │ agents, codex, run_glab, sleep, …)</w:t>
-      </w:r>
-      <w:r>
-        <w:br/>
-      </w:r>
-      <w:r>
-        <w:rPr>
-          <w:rStyle w:val="VerbatimChar"/>
-        </w:rPr>
-        <w:t xml:space="preserve">                          ┌───────────────▼────────────────────────────┐</w:t>
-      </w:r>
-      <w:r>
-        <w:br/>
-      </w:r>
-      <w:r>
-        <w:rPr>
-          <w:rStyle w:val="VerbatimChar"/>
-        </w:rPr>
-        <w:t xml:space="preserve">                          │  phases.py — orchestration of the 7 phases │</w:t>
-      </w:r>
-      <w:r>
-        <w:br/>
-      </w:r>
-      <w:r>
-        <w:rPr>
-          <w:rStyle w:val="VerbatimChar"/>
-        </w:rPr>
-        <w:t xml:space="preserve">                          │  Loops · Limits · Dispatch · Triage ·      │</w:t>
-      </w:r>
-      <w:r>
-        <w:br/>
-      </w:r>
-      <w:r>
-        <w:rPr>
-          <w:rStyle w:val="VerbatimChar"/>
-        </w:rPr>
-        <w:t xml:space="preserve">                          │  escalation · state transitions            │</w:t>
-      </w:r>
-      <w:r>
-        <w:br/>
-      </w:r>
-      <w:r>
-        <w:rPr>
-          <w:rStyle w:val="VerbatimChar"/>
-        </w:rPr>
-        <w:t xml:space="preserve">                          └──┬──────────┬──────────┬───────────┬───────┘</w:t>
-      </w:r>
-      <w:r>
-        <w:br/>
-      </w:r>
-      <w:r>
-        <w:rPr>
-          <w:rStyle w:val="VerbatimChar"/>
-        </w:rPr>
-        <w:t xml:space="preserve">                    judgment │          │          │           │ deterministic core</w:t>
-      </w:r>
-      <w:r>
-        <w:br/>
-      </w:r>
-      <w:r>
-        <w:rPr>
-          <w:rStyle w:val="VerbatimChar"/>
-        </w:rPr>
-        <w:t xml:space="preserve">        ┌────────────────────▼──┐  ┌────▼──────┐  ┌▼──────────┐│</w:t>
-      </w:r>
-      <w:r>
-        <w:br/>
-      </w:r>
-      <w:r>
-        <w:rPr>
-          <w:rStyle w:val="VerbatimChar"/>
-        </w:rPr>
-        <w:t xml:space="preserve">        │ agents.py             │  │ codex.py  │  │ gates.py  ││ config.py   findings.py</w:t>
-      </w:r>
-      <w:r>
-        <w:br/>
-      </w:r>
-      <w:r>
-        <w:rPr>
-          <w:rStyle w:val="VerbatimChar"/>
-        </w:rPr>
-        <w:t xml:space="preserve">        │ SdkAgentRunner        │  │ CodexRunner│ │ worktrees │▼ state.py    triage.py</w:t>
-      </w:r>
-      <w:r>
-        <w:br/>
-      </w:r>
-      <w:r>
-        <w:rPr>
-          <w:rStyle w:val="VerbatimChar"/>
-        </w:rPr>
-        <w:t xml:space="preserve">        │ (Claude Agent SDK)    │  │ (codex exec│ │ ci.py     │  mock.py (dry-run/tests)</w:t>
-      </w:r>
-      <w:r>
-        <w:br/>
-      </w:r>
-      <w:r>
-        <w:rPr>
-          <w:rStyle w:val="VerbatimChar"/>
-        </w:rPr>
-        <w:t xml:space="preserve">        └───────────────────────┘  │ read-only) │ └───────────┘</w:t>
-      </w:r>
-      <w:r>
-        <w:br/>
-      </w:r>
-      <w:r>
-        <w:rPr>
-          <w:rStyle w:val="VerbatimChar"/>
-        </w:rPr>
-        <w:t xml:space="preserve">                                   └────────────┘</w:t>
+        <w:pStyle w:val="FirstParagraph"/>
+      </w:pPr>
+      <w:r>
+        <w:t xml:space="preserve">┌────────────────────────────────────────────┐</w:t>
+      </w:r>
+      <w:r>
+        <w:t xml:space="preserve"> </w:t>
+      </w:r>
+      <w:r>
+        <w:t xml:space="preserve">adw run/resume/approve │ cli.py (typer) │</w:t>
+      </w:r>
+      <w:r>
+        <w:t xml:space="preserve"> </w:t>
+      </w:r>
+      <w:r>
+        <w:t xml:space="preserve">────────────────────────▶ Argument validation · Runner wiring │</w:t>
+      </w:r>
+      <w:r>
+        <w:t xml:space="preserve"> </w:t>
+      </w:r>
+      <w:r>
+        <w:t xml:space="preserve">│ Dry-run fixtures · Exit codes 0/2/1 │</w:t>
+      </w:r>
+      <w:r>
+        <w:t xml:space="preserve"> </w:t>
+      </w:r>
+      <w:r>
+        <w:t xml:space="preserve">└───────────────┬────────────────────────────┘</w:t>
+      </w:r>
+      <w:r>
+        <w:t xml:space="preserve"> </w:t>
+      </w:r>
+      <w:r>
+        <w:t xml:space="preserve">│ RunContext (repo, config, state,</w:t>
+      </w:r>
+      <w:r>
+        <w:t xml:space="preserve"> </w:t>
+      </w:r>
+      <w:r>
+        <w:t xml:space="preserve">│ agents, codex, run_glab, sleep, …)</w:t>
+      </w:r>
+      <w:r>
+        <w:t xml:space="preserve"> </w:t>
+      </w:r>
+      <w:r>
+        <w:t xml:space="preserve">┌───────────────▼────────────────────────────┐</w:t>
+      </w:r>
+      <w:r>
+        <w:t xml:space="preserve"> </w:t>
+      </w:r>
+      <w:r>
+        <w:t xml:space="preserve">│ phases.py — orchestration of the 7 phases │</w:t>
+      </w:r>
+      <w:r>
+        <w:t xml:space="preserve"> </w:t>
+      </w:r>
+      <w:r>
+        <w:t xml:space="preserve">│ Loops · Limits · Dispatch · Triage · │</w:t>
+      </w:r>
+      <w:r>
+        <w:t xml:space="preserve"> </w:t>
+      </w:r>
+      <w:r>
+        <w:t xml:space="preserve">│ escalation · state transitions │</w:t>
+      </w:r>
+      <w:r>
+        <w:t xml:space="preserve"> </w:t>
+      </w:r>
+      <w:r>
+        <w:t xml:space="preserve">└──┬──────────┬──────────┬───────────┬───────┘</w:t>
+      </w:r>
+      <w:r>
+        <w:t xml:space="preserve"> </w:t>
+      </w:r>
+      <w:r>
+        <w:t xml:space="preserve">judgment │ │ │ │ deterministic core</w:t>
+      </w:r>
+      <w:r>
+        <w:t xml:space="preserve"> </w:t>
+      </w:r>
+      <w:r>
+        <w:t xml:space="preserve">┌────────────────────▼──┐ ┌────▼──────┐ ┌▼──────────┐│</w:t>
+      </w:r>
+      <w:r>
+        <w:t xml:space="preserve"> </w:t>
+      </w:r>
+      <w:r>
+        <w:t xml:space="preserve">│ agents.py │ │ codex.py │ │ gates.py ││ config.py findings.py</w:t>
+      </w:r>
+      <w:r>
+        <w:t xml:space="preserve"> </w:t>
+      </w:r>
+      <w:r>
+        <w:t xml:space="preserve">│ SdkAgentRunner │ │ CodexRunner│ │ worktrees │▼ state.py triage.py</w:t>
+      </w:r>
+      <w:r>
+        <w:t xml:space="preserve"> </w:t>
+      </w:r>
+      <w:r>
+        <w:t xml:space="preserve">│ (Claude Agent SDK) │ │ (codex exec│ │ ci.py │ mock.py (dry-run/tests)</w:t>
+      </w:r>
+      <w:r>
+        <w:t xml:space="preserve"> </w:t>
+      </w:r>
+      <w:r>
+        <w:t xml:space="preserve">└───────────────────────┘ │ read-only) │ └───────────┘</w:t>
+      </w:r>
+      <w:r>
+        <w:t xml:space="preserve"> </w:t>
+      </w:r>
+      <w:r>
+        <w:t xml:space="preserve">└────────────┘</w:t>
       </w:r>
     </w:p>
     <w:tbl>
@@ -2131,7 +2074,16 @@
         <w:t xml:space="preserve">ok</w:t>
       </w:r>
       <w:r>
-        <w:t xml:space="preserve">. Safeguards:</w:t>
+        <w:t xml:space="preserve">, at most 5 rounds (</w:t>
+      </w:r>
+      <w:r>
+        <w:rPr>
+          <w:rStyle w:val="VerbatimChar"/>
+        </w:rPr>
+        <w:t xml:space="preserve">AUTHORING_MAX_ROUNDS</w:t>
+      </w:r>
+      <w:r>
+        <w:t xml:space="preserve">). The severity threshold descends per round (round 1: all findings, round 2: P1+P2, from round 3: P1 only — findings below it are accepted as known limitations instead of iterated further), and from round 2 on Codex receives the previous rounds' findings including their disposition as review context, so settled or deliberately rejected points are not re-reported. At the cap: open P1 → escalation, otherwise accept + known-limitations report. Safeguards:</w:t>
       </w:r>
     </w:p>
     <w:p>
@@ -2800,7 +2752,44 @@
         <w:t xml:space="preserve"> </w:t>
       </w:r>
       <w:r>
-        <w:t xml:space="preserve">the Dispatch (no "terminal fix" that no review ever checks again), Circuit-Breaker on identical Finding sets, Dispatch into the Lanes, re-review.</w:t>
+        <w:t xml:space="preserve">the Dispatch (no "terminal fix" that no review ever checks again), Circuit-Breaker on identical Finding sets, Dispatch into the Lanes, re-review. The same</w:t>
+      </w:r>
+      <w:r>
+        <w:t xml:space="preserve"> </w:t>
+      </w:r>
+      <w:r>
+        <w:rPr>
+          <w:b/>
+          <w:bCs/>
+        </w:rPr>
+        <w:t xml:space="preserve">review-loop policy</w:t>
+      </w:r>
+      <w:r>
+        <w:t xml:space="preserve"> </w:t>
+      </w:r>
+      <w:r>
+        <w:t xml:space="preserve">as in authoring applies: max. 5 rounds (</w:t>
+      </w:r>
+      <w:r>
+        <w:rPr>
+          <w:rStyle w:val="VerbatimChar"/>
+        </w:rPr>
+        <w:t xml:space="preserve">MAX_REVIEW_ROUNDS</w:t>
+      </w:r>
+      <w:r>
+        <w:t xml:space="preserve">), descending severity threshold per round (1: all, 2: P1+P2, from 3: P1 only — dropped findings go to</w:t>
+      </w:r>
+      <w:r>
+        <w:t xml:space="preserve"> </w:t>
+      </w:r>
+      <w:r>
+        <w:rPr>
+          <w:rStyle w:val="VerbatimChar"/>
+        </w:rPr>
+        <w:t xml:space="preserve">followups.md</w:t>
+      </w:r>
+      <w:r>
+        <w:t xml:space="preserve">), previous rounds' findings + dispositions are passed to Codex as context; Circuit-Breaker and Dispatch operate on the actionable finding set only.</w:t>
       </w:r>
     </w:p>
     <w:p>
@@ -4325,7 +4314,7 @@
               <w:rPr>
                 <w:rStyle w:val="VerbatimChar"/>
               </w:rPr>
-              <w:t xml:space="preserve">authoring_session / _pending_task / _last_findings</w:t>
+              <w:t xml:space="preserve">authoring_session / _pending_task / _last_findings / _rounds / _prior_context</w:t>
             </w:r>
           </w:p>
         </w:tc>
@@ -4349,7 +4338,7 @@
               <w:jc w:val="left"/>
             </w:pPr>
             <w:r>
-              <w:t xml:space="preserve">Crash in the middle of the spec/plan review cycle: session, open fix task, and Circuit-Breaker baseline</w:t>
+              <w:t xml:space="preserve">Crash in the middle of the spec/plan review cycle: session, open fix task, Circuit-Breaker baseline, round budget, findings history</w:t>
             </w:r>
           </w:p>
         </w:tc>
@@ -4573,6 +4562,18 @@
                 <w:rStyle w:val="VerbatimChar"/>
               </w:rPr>
               <w:t xml:space="preserve">*_last_failures</w:t>
+            </w:r>
+            <w:r>
+              <w:t xml:space="preserve">,</w:t>
+            </w:r>
+            <w:r>
+              <w:t xml:space="preserve"> </w:t>
+            </w:r>
+            <w:r>
+              <w:rPr>
+                <w:rStyle w:val="VerbatimChar"/>
+              </w:rPr>
+              <w:t xml:space="preserve">review_prior_context</w:t>
             </w:r>
             <w:r>
               <w:t xml:space="preserve">)</w:t>
@@ -4948,28 +4949,28 @@
               <w:jc w:val="left"/>
             </w:pPr>
             <w:r>
-              <w:t xml:space="preserve">Codex code review</w:t>
-            </w:r>
-          </w:p>
-        </w:tc>
-        <w:tc>
-          <w:tcPr/>
-          <w:p>
-            <w:pPr>
-              <w:pStyle w:val="Compact"/>
-              <w:jc w:val="left"/>
-            </w:pPr>
-            <w:r>
-              <w:t xml:space="preserve">10 rounds (</w:t>
-            </w:r>
-            <w:r>
-              <w:rPr>
-                <w:rStyle w:val="VerbatimChar"/>
-              </w:rPr>
-              <w:t xml:space="preserve">MAX_REVIEW_ROUNDS</w:t>
-            </w:r>
-            <w:r>
-              <w:t xml:space="preserve">)</w:t>
+              <w:t xml:space="preserve">Authoring loop (spec/plan)</w:t>
+            </w:r>
+          </w:p>
+        </w:tc>
+        <w:tc>
+          <w:tcPr/>
+          <w:p>
+            <w:pPr>
+              <w:pStyle w:val="Compact"/>
+              <w:jc w:val="left"/>
+            </w:pPr>
+            <w:r>
+              <w:t xml:space="preserve">5 rounds (</w:t>
+            </w:r>
+            <w:r>
+              <w:rPr>
+                <w:rStyle w:val="VerbatimChar"/>
+              </w:rPr>
+              <w:t xml:space="preserve">AUTHORING_MAX_ROUNDS</w:t>
+            </w:r>
+            <w:r>
+              <w:t xml:space="preserve">) — severity threshold per round: 1 all, 2 P1+P2, from 3 P1 only; at the cap P1 → escalation, otherwise accept + known limitations</w:t>
             </w:r>
           </w:p>
         </w:tc>
@@ -4992,28 +4993,37 @@
               <w:jc w:val="left"/>
             </w:pPr>
             <w:r>
-              <w:t xml:space="preserve">Fix cycles after final review</w:t>
-            </w:r>
-          </w:p>
-        </w:tc>
-        <w:tc>
-          <w:tcPr/>
-          <w:p>
-            <w:pPr>
-              <w:pStyle w:val="Compact"/>
-              <w:jc w:val="left"/>
-            </w:pPr>
-            <w:r>
-              <w:t xml:space="preserve">3 per Lane (</w:t>
-            </w:r>
-            <w:r>
-              <w:rPr>
-                <w:rStyle w:val="VerbatimChar"/>
-              </w:rPr>
-              <w:t xml:space="preserve">MAX_FIX_CYCLES</w:t>
-            </w:r>
-            <w:r>
-              <w:t xml:space="preserve">)</w:t>
+              <w:t xml:space="preserve">Codex code review</w:t>
+            </w:r>
+          </w:p>
+        </w:tc>
+        <w:tc>
+          <w:tcPr/>
+          <w:p>
+            <w:pPr>
+              <w:pStyle w:val="Compact"/>
+              <w:jc w:val="left"/>
+            </w:pPr>
+            <w:r>
+              <w:t xml:space="preserve">5 rounds (</w:t>
+            </w:r>
+            <w:r>
+              <w:rPr>
+                <w:rStyle w:val="VerbatimChar"/>
+              </w:rPr>
+              <w:t xml:space="preserve">MAX_REVIEW_ROUNDS</w:t>
+            </w:r>
+            <w:r>
+              <w:t xml:space="preserve">) — same severity threshold; previous rounds' findings + dispositions as Codex context, below-threshold findings →</w:t>
+            </w:r>
+            <w:r>
+              <w:t xml:space="preserve"> </w:t>
+            </w:r>
+            <w:r>
+              <w:rPr>
+                <w:rStyle w:val="VerbatimChar"/>
+              </w:rPr>
+              <w:t xml:space="preserve">followups.md</w:t>
             </w:r>
           </w:p>
         </w:tc>
@@ -5036,25 +5046,25 @@
               <w:jc w:val="left"/>
             </w:pPr>
             <w:r>
-              <w:t xml:space="preserve">CI re-entry</w:t>
-            </w:r>
-          </w:p>
-        </w:tc>
-        <w:tc>
-          <w:tcPr/>
-          <w:p>
-            <w:pPr>
-              <w:pStyle w:val="Compact"/>
-              <w:jc w:val="left"/>
-            </w:pPr>
-            <w:r>
-              <w:t xml:space="preserve">1 (</w:t>
-            </w:r>
-            <w:r>
-              <w:rPr>
-                <w:rStyle w:val="VerbatimChar"/>
-              </w:rPr>
-              <w:t xml:space="preserve">MAX_CI_REENTRIES</w:t>
+              <w:t xml:space="preserve">Fix cycles after final review</w:t>
+            </w:r>
+          </w:p>
+        </w:tc>
+        <w:tc>
+          <w:tcPr/>
+          <w:p>
+            <w:pPr>
+              <w:pStyle w:val="Compact"/>
+              <w:jc w:val="left"/>
+            </w:pPr>
+            <w:r>
+              <w:t xml:space="preserve">3 per Lane (</w:t>
+            </w:r>
+            <w:r>
+              <w:rPr>
+                <w:rStyle w:val="VerbatimChar"/>
+              </w:rPr>
+              <w:t xml:space="preserve">MAX_FIX_CYCLES</w:t>
             </w:r>
             <w:r>
               <w:t xml:space="preserve">)</w:t>
@@ -5068,6 +5078,49 @@
           </w:tcPr>
           <w:p>
             <w:pPr/>
+          </w:p>
+        </w:tc>
+      </w:tr>
+      <w:tr>
+        <w:tc>
+          <w:tcPr/>
+          <w:p>
+            <w:pPr>
+              <w:pStyle w:val="Compact"/>
+              <w:jc w:val="left"/>
+            </w:pPr>
+            <w:r>
+              <w:t xml:space="preserve">CI re-entry</w:t>
+            </w:r>
+          </w:p>
+        </w:tc>
+        <w:tc>
+          <w:tcPr/>
+          <w:p>
+            <w:pPr>
+              <w:pStyle w:val="Compact"/>
+              <w:jc w:val="left"/>
+            </w:pPr>
+            <w:r>
+              <w:t xml:space="preserve">1 (</w:t>
+            </w:r>
+            <w:r>
+              <w:rPr>
+                <w:rStyle w:val="VerbatimChar"/>
+              </w:rPr>
+              <w:t xml:space="preserve">MAX_CI_REENTRIES</w:t>
+            </w:r>
+            <w:r>
+              <w:t xml:space="preserve">)</w:t>
+            </w:r>
+          </w:p>
+        </w:tc>
+        <w:tc>
+          <w:tcPr/>
+          <w:p>
+            <w:pPr>
+              <w:pStyle w:val="Compact"/>
+            </w:pPr>
           </w:p>
         </w:tc>
       </w:tr>

--- a/docs/spec/ADW-TECHNISCHE-SPEC.docx
+++ b/docs/spec/ADW-TECHNISCHE-SPEC.docx
@@ -101,10 +101,57 @@
         <w:rPr>
           <w:rStyle w:val="VerbatimChar"/>
         </w:rPr>
-        <w:t xml:space="preserve">CodexReviewer</w:t>
+        <w:t xml:space="preserve">CodexClient</w:t>
       </w:r>
       <w:r>
         <w:t xml:space="preserve">) that can be replaced by mocks.</w:t>
+      </w:r>
+    </w:p>
+    <w:p>
+      <w:pPr>
+        <w:pStyle w:val="Compact"/>
+        <w:numPr>
+          <w:ilvl w:val="0"/>
+          <w:numId w:val="1001"/>
+        </w:numPr>
+      </w:pPr>
+      <w:r>
+        <w:rPr>
+          <w:b/>
+          <w:bCs/>
+        </w:rPr>
+        <w:t xml:space="preserve">Dual authoring in phases 1–2:</w:t>
+      </w:r>
+      <w:r>
+        <w:t xml:space="preserve"> </w:t>
+      </w:r>
+      <w:r>
+        <w:t xml:space="preserve">Spec and plan are each drafted</w:t>
+      </w:r>
+      <w:r>
+        <w:t xml:space="preserve"> </w:t>
+      </w:r>
+      <w:r>
+        <w:rPr>
+          <w:b/>
+          <w:bCs/>
+        </w:rPr>
+        <w:t xml:space="preserve">twice in parallel and independently</w:t>
+      </w:r>
+      <w:r>
+        <w:t xml:space="preserve"> </w:t>
+      </w:r>
+      <w:r>
+        <w:t xml:space="preserve">— once by a Claude agent (Opus), once by Codex (</w:t>
+      </w:r>
+      <w:r>
+        <w:rPr>
+          <w:rStyle w:val="VerbatimChar"/>
+        </w:rPr>
+        <w:t xml:space="preserve">author</w:t>
+      </w:r>
+      <w:r>
+        <w:t xml:space="preserve">) — and then merged by a synthesis agent (Fable) into ONE best-of artifact plus a summary for the approval gate.</w:t>
       </w:r>
     </w:p>
     <w:p>
@@ -1078,7 +1125,7 @@
               <w:t xml:space="preserve">CODEX_HOME</w:t>
             </w:r>
             <w:r>
-              <w:t xml:space="preserve">; builds review prompts (schema embedded), parses strictly</w:t>
+              <w:t xml:space="preserve">; builds review AND authoring prompts (schema resp. marker protocol embedded), parses strictly</w:t>
             </w:r>
           </w:p>
         </w:tc>
@@ -1105,7 +1152,19 @@
               <w:rPr>
                 <w:rStyle w:val="VerbatimChar"/>
               </w:rPr>
-              <w:t xml:space="preserve">CodexReviewer</w:t>
+              <w:t xml:space="preserve">CodexRunner.author(kind, task, cwd)</w:t>
+            </w:r>
+            <w:r>
+              <w:t xml:space="preserve">,</w:t>
+            </w:r>
+            <w:r>
+              <w:t xml:space="preserve"> </w:t>
+            </w:r>
+            <w:r>
+              <w:rPr>
+                <w:rStyle w:val="VerbatimChar"/>
+              </w:rPr>
+              <w:t xml:space="preserve">CodexClient</w:t>
             </w:r>
             <w:r>
               <w:t xml:space="preserve"> </w:t>
@@ -1993,6 +2052,427 @@
       </w:r>
       <w:r>
         <w:t xml:space="preserve">: authoring loops + approval gate</w:t>
+      </w:r>
+    </w:p>
+    <w:p>
+      <w:pPr>
+        <w:pStyle w:val="BodyText"/>
+      </w:pPr>
+      <w:r>
+        <w:t xml:space="preserve">Each of the two phases runs a</w:t>
+      </w:r>
+      <w:r>
+        <w:t xml:space="preserve"> </w:t>
+      </w:r>
+      <w:r>
+        <w:rPr>
+          <w:b/>
+          <w:bCs/>
+        </w:rPr>
+        <w:t xml:space="preserve">draft stage</w:t>
+      </w:r>
+      <w:r>
+        <w:t xml:space="preserve"> </w:t>
+      </w:r>
+      <w:r>
+        <w:t xml:space="preserve">first (</w:t>
+      </w:r>
+      <w:r>
+        <w:rPr>
+          <w:rStyle w:val="VerbatimChar"/>
+        </w:rPr>
+        <w:t xml:space="preserve">_draft_stage</w:t>
+      </w:r>
+      <w:r>
+        <w:t xml:space="preserve">): the Claude draft author (</w:t>
+      </w:r>
+      <w:r>
+        <w:rPr>
+          <w:rStyle w:val="VerbatimChar"/>
+        </w:rPr>
+        <w:t xml:space="preserve">spec_agent</w:t>
+      </w:r>
+      <w:r>
+        <w:t xml:space="preserve">/</w:t>
+      </w:r>
+      <w:r>
+        <w:rPr>
+          <w:rStyle w:val="VerbatimChar"/>
+        </w:rPr>
+        <w:t xml:space="preserve">plan_agent</w:t>
+      </w:r>
+      <w:r>
+        <w:t xml:space="preserve">, Opus) and</w:t>
+      </w:r>
+      <w:r>
+        <w:t xml:space="preserve"> </w:t>
+      </w:r>
+      <w:r>
+        <w:rPr>
+          <w:rStyle w:val="VerbatimChar"/>
+        </w:rPr>
+        <w:t xml:space="preserve">ctx.codex.author(kind, …)</w:t>
+      </w:r>
+      <w:r>
+        <w:t xml:space="preserve"> </w:t>
+      </w:r>
+      <w:r>
+        <w:t xml:space="preserve">produce their drafts</w:t>
+      </w:r>
+      <w:r>
+        <w:t xml:space="preserve"> </w:t>
+      </w:r>
+      <w:r>
+        <w:rPr>
+          <w:b/>
+          <w:bCs/>
+        </w:rPr>
+        <w:t xml:space="preserve">at the same time</w:t>
+      </w:r>
+      <w:r>
+        <w:t xml:space="preserve"> </w:t>
+      </w:r>
+      <w:r>
+        <w:t xml:space="preserve">(</w:t>
+      </w:r>
+      <w:r>
+        <w:rPr>
+          <w:rStyle w:val="VerbatimChar"/>
+        </w:rPr>
+        <w:t xml:space="preserve">ThreadPoolExecutor</w:t>
+      </w:r>
+      <w:r>
+        <w:t xml:space="preserve">, 2 workers). The Claude author writes into the checkout as usual; the orchestrator copies the result to</w:t>
+      </w:r>
+      <w:r>
+        <w:t xml:space="preserve"> </w:t>
+      </w:r>
+      <w:r>
+        <w:rPr>
+          <w:rStyle w:val="VerbatimChar"/>
+        </w:rPr>
+        <w:t xml:space="preserve">.adw/runs/&lt;id&gt;/drafts/&lt;name&gt;.claude.&lt;ext&gt;</w:t>
+      </w:r>
+      <w:r>
+        <w:t xml:space="preserve"> </w:t>
+      </w:r>
+      <w:r>
+        <w:t xml:space="preserve">(atomically via tmp +</w:t>
+      </w:r>
+      <w:r>
+        <w:t xml:space="preserve"> </w:t>
+      </w:r>
+      <w:r>
+        <w:rPr>
+          <w:rStyle w:val="VerbatimChar"/>
+        </w:rPr>
+        <w:t xml:space="preserve">os.replace</w:t>
+      </w:r>
+      <w:r>
+        <w:t xml:space="preserve">) and resets the checkout afterwards. Codex delivers its content read-only and lands as</w:t>
+      </w:r>
+      <w:r>
+        <w:t xml:space="preserve"> </w:t>
+      </w:r>
+      <w:r>
+        <w:rPr>
+          <w:rStyle w:val="VerbatimChar"/>
+        </w:rPr>
+        <w:t xml:space="preserve">&lt;name&gt;.codex.&lt;ext&gt;</w:t>
+      </w:r>
+      <w:r>
+        <w:t xml:space="preserve">: because the read-only sandbox may not write,</w:t>
+      </w:r>
+      <w:r>
+        <w:t xml:space="preserve"> </w:t>
+      </w:r>
+      <w:r>
+        <w:rPr>
+          <w:rStyle w:val="VerbatimChar"/>
+        </w:rPr>
+        <w:t xml:space="preserve">author()</w:t>
+      </w:r>
+      <w:r>
+        <w:t xml:space="preserve"> </w:t>
+      </w:r>
+      <w:r>
+        <w:t xml:space="preserve">demands the file contents in marker blocks (</w:t>
+      </w:r>
+      <w:r>
+        <w:rPr>
+          <w:rStyle w:val="VerbatimChar"/>
+        </w:rPr>
+        <w:t xml:space="preserve">===BEGIN &lt;name&gt; &lt;nonce&gt;===</w:t>
+      </w:r>
+      <w:r>
+        <w:t xml:space="preserve"> </w:t>
+      </w:r>
+      <w:r>
+        <w:t xml:space="preserve">…</w:t>
+      </w:r>
+      <w:r>
+        <w:t xml:space="preserve"> </w:t>
+      </w:r>
+      <w:r>
+        <w:rPr>
+          <w:rStyle w:val="VerbatimChar"/>
+        </w:rPr>
+        <w:t xml:space="preserve">===END …===</w:t>
+      </w:r>
+      <w:r>
+        <w:t xml:space="preserve">) with a per-call nonce and parses them strictly forward from the last begin marker of the first name — a mere prompt echo yields empty blocks and thus a</w:t>
+      </w:r>
+      <w:r>
+        <w:t xml:space="preserve"> </w:t>
+      </w:r>
+      <w:r>
+        <w:rPr>
+          <w:rStyle w:val="VerbatimChar"/>
+        </w:rPr>
+        <w:t xml:space="preserve">CodexAuthorError</w:t>
+      </w:r>
+      <w:r>
+        <w:t xml:space="preserve"> </w:t>
+      </w:r>
+      <w:r>
+        <w:t xml:space="preserve">(subclass of</w:t>
+      </w:r>
+      <w:r>
+        <w:t xml:space="preserve"> </w:t>
+      </w:r>
+      <w:r>
+        <w:rPr>
+          <w:rStyle w:val="VerbatimChar"/>
+        </w:rPr>
+        <w:t xml:space="preserve">CodexError</w:t>
+      </w:r>
+      <w:r>
+        <w:t xml:space="preserve">), and a spec that itself documents this protocol does not terminate its own block. Idempotency runs over the FILES, not the state: an existing, non-empty draft skips its author, a</w:t>
+      </w:r>
+      <w:r>
+        <w:t xml:space="preserve"> </w:t>
+      </w:r>
+      <w:r>
+        <w:rPr>
+          <w:rStyle w:val="VerbatimChar"/>
+        </w:rPr>
+        <w:t xml:space="preserve">&lt;kind&gt;.codex.FAILED</w:t>
+      </w:r>
+      <w:r>
+        <w:t xml:space="preserve"> </w:t>
+      </w:r>
+      <w:r>
+        <w:t xml:space="preserve">marker prevents another Codex attempt. Crash leftovers of the phase in the checkout (artifacts</w:t>
+      </w:r>
+      <w:r>
+        <w:t xml:space="preserve"> </w:t>
+      </w:r>
+      <w:r>
+        <w:rPr>
+          <w:i/>
+          <w:iCs/>
+        </w:rPr>
+        <w:t xml:space="preserve">and</w:t>
+      </w:r>
+      <w:r>
+        <w:t xml:space="preserve"> </w:t>
+      </w:r>
+      <w:r>
+        <w:t xml:space="preserve">summary) are cleaned in the main thread</w:t>
+      </w:r>
+      <w:r>
+        <w:t xml:space="preserve"> </w:t>
+      </w:r>
+      <w:r>
+        <w:rPr>
+          <w:b/>
+          <w:bCs/>
+        </w:rPr>
+        <w:t xml:space="preserve">before</w:t>
+      </w:r>
+      <w:r>
+        <w:t xml:space="preserve"> </w:t>
+      </w:r>
+      <w:r>
+        <w:t xml:space="preserve">an author runs — a leftover must neither pass as a fresh draft nor appear to the parallel-reading Codex as an interim state. A Codex failure only</w:t>
+      </w:r>
+      <w:r>
+        <w:t xml:space="preserve"> </w:t>
+      </w:r>
+      <w:r>
+        <w:rPr>
+          <w:b/>
+          <w:bCs/>
+        </w:rPr>
+        <w:t xml:space="preserve">degrades</w:t>
+      </w:r>
+      <w:r>
+        <w:t xml:space="preserve"> </w:t>
+      </w:r>
+      <w:r>
+        <w:t xml:space="preserve">(warning + marker, single-source synthesis); a missing, empty or unchanged Claude draft escalates.</w:t>
+      </w:r>
+    </w:p>
+    <w:p>
+      <w:pPr>
+        <w:pStyle w:val="BodyText"/>
+      </w:pPr>
+      <w:r>
+        <w:t xml:space="preserve">The</w:t>
+      </w:r>
+      <w:r>
+        <w:t xml:space="preserve"> </w:t>
+      </w:r>
+      <w:r>
+        <w:rPr>
+          <w:b/>
+          <w:bCs/>
+        </w:rPr>
+        <w:t xml:space="preserve">synthesis agent</w:t>
+      </w:r>
+      <w:r>
+        <w:t xml:space="preserve"> </w:t>
+      </w:r>
+      <w:r>
+        <w:t xml:space="preserve">(</w:t>
+      </w:r>
+      <w:r>
+        <w:rPr>
+          <w:rStyle w:val="VerbatimChar"/>
+        </w:rPr>
+        <w:t xml:space="preserve">spec_synthesis</w:t>
+      </w:r>
+      <w:r>
+        <w:t xml:space="preserve">/</w:t>
+      </w:r>
+      <w:r>
+        <w:rPr>
+          <w:rStyle w:val="VerbatimChar"/>
+        </w:rPr>
+        <w:t xml:space="preserve">plan_synthesis</w:t>
+      </w:r>
+      <w:r>
+        <w:t xml:space="preserve">, Fable) is then the FIRST run of the authoring loop. Its task names</w:t>
+      </w:r>
+      <w:r>
+        <w:t xml:space="preserve"> </w:t>
+      </w:r>
+      <w:r>
+        <w:rPr>
+          <w:rStyle w:val="VerbatimChar"/>
+        </w:rPr>
+        <w:t xml:space="preserve">.adw/issue.md</w:t>
+      </w:r>
+      <w:r>
+        <w:t xml:space="preserve">, both draft paths and the target artifacts including the summary; if the Codex draft is missing, the task carries the single-source note instead of a dead path. The</w:t>
+      </w:r>
+      <w:r>
+        <w:t xml:space="preserve"> </w:t>
+      </w:r>
+      <w:r>
+        <w:rPr>
+          <w:b/>
+          <w:bCs/>
+        </w:rPr>
+        <w:t xml:space="preserve">summary</w:t>
+      </w:r>
+      <w:r>
+        <w:t xml:space="preserve"> </w:t>
+      </w:r>
+      <w:r>
+        <w:t xml:space="preserve">(</w:t>
+      </w:r>
+      <w:r>
+        <w:rPr>
+          <w:rStyle w:val="VerbatimChar"/>
+        </w:rPr>
+        <w:t xml:space="preserve">spec-summary.md</w:t>
+      </w:r>
+      <w:r>
+        <w:t xml:space="preserve">/</w:t>
+      </w:r>
+      <w:r>
+        <w:rPr>
+          <w:rStyle w:val="VerbatimChar"/>
+        </w:rPr>
+        <w:t xml:space="preserve">plan-summary.md</w:t>
+      </w:r>
+      <w:r>
+        <w:t xml:space="preserve">) runs along as a loop artifact: it must exist (missing OR empty escalates — nobody reviews it, so a whitespace result would only surface to the human at the gate), the fix tasks carry the instruction to keep it current, and it is archived like the artifacts. It is</w:t>
+      </w:r>
+      <w:r>
+        <w:t xml:space="preserve"> </w:t>
+      </w:r>
+      <w:r>
+        <w:rPr>
+          <w:rStyle w:val="VerbatimChar"/>
+        </w:rPr>
+        <w:t xml:space="preserve">protected</w:t>
+      </w:r>
+      <w:r>
+        <w:t xml:space="preserve"> </w:t>
+      </w:r>
+      <w:r>
+        <w:t xml:space="preserve">in the plan phase like</w:t>
+      </w:r>
+      <w:r>
+        <w:t xml:space="preserve"> </w:t>
+      </w:r>
+      <w:r>
+        <w:rPr>
+          <w:rStyle w:val="VerbatimChar"/>
+        </w:rPr>
+        <w:t xml:space="preserve">spec.md</w:t>
+      </w:r>
+      <w:r>
+        <w:t xml:space="preserve">, is</w:t>
+      </w:r>
+      <w:r>
+        <w:t xml:space="preserve"> </w:t>
+      </w:r>
+      <w:r>
+        <w:rPr>
+          <w:b/>
+          <w:bCs/>
+        </w:rPr>
+        <w:t xml:space="preserve">not</w:t>
+      </w:r>
+      <w:r>
+        <w:t xml:space="preserve"> </w:t>
+      </w:r>
+      <w:r>
+        <w:t xml:space="preserve">in</w:t>
+      </w:r>
+      <w:r>
+        <w:t xml:space="preserve"> </w:t>
+      </w:r>
+      <w:r>
+        <w:rPr>
+          <w:rStyle w:val="VerbatimChar"/>
+        </w:rPr>
+        <w:t xml:space="preserve">_seed_artifacts</w:t>
+      </w:r>
+      <w:r>
+        <w:t xml:space="preserve"> </w:t>
+      </w:r>
+      <w:r>
+        <w:t xml:space="preserve">(no build lane builds against it) and is</w:t>
+      </w:r>
+      <w:r>
+        <w:t xml:space="preserve"> </w:t>
+      </w:r>
+      <w:r>
+        <w:rPr>
+          <w:b/>
+          <w:bCs/>
+        </w:rPr>
+        <w:t xml:space="preserve">not</w:t>
+      </w:r>
+      <w:r>
+        <w:t xml:space="preserve"> </w:t>
+      </w:r>
+      <w:r>
+        <w:t xml:space="preserve">a Codex review reference. The CLI gate messages name the summary first — it lies in the ignored run folder and would otherwise be invisible.</w:t>
       </w:r>
     </w:p>
     <w:p>
@@ -3253,13 +3733,13 @@
               <w:jc w:val="left"/>
             </w:pPr>
             <w:r>
-              <w:t xml:space="preserve">Fable 5 (</w:t>
-            </w:r>
-            <w:r>
-              <w:rPr>
-                <w:rStyle w:val="VerbatimChar"/>
-              </w:rPr>
-              <w:t xml:space="preserve">claude-fable-5</w:t>
+              <w:t xml:space="preserve">Opus 4.8 (</w:t>
+            </w:r>
+            <w:r>
+              <w:rPr>
+                <w:rStyle w:val="VerbatimChar"/>
+              </w:rPr>
+              <w:t xml:space="preserve">claude-opus-4-8</w:t>
             </w:r>
             <w:r>
               <w:t xml:space="preserve">)</w:t>
@@ -3305,7 +3785,7 @@
               <w:jc w:val="left"/>
             </w:pPr>
             <w:r>
-              <w:t xml:space="preserve">Specification following a fixed template; never implements</w:t>
+              <w:t xml:space="preserve">Draft author of the specification following a fixed template; never implements</w:t>
             </w:r>
           </w:p>
         </w:tc>
@@ -3334,7 +3814,7 @@
               <w:jc w:val="left"/>
             </w:pPr>
             <w:r>
-              <w:t xml:space="preserve">Fable 5</w:t>
+              <w:t xml:space="preserve">Opus 4.8</w:t>
             </w:r>
           </w:p>
         </w:tc>
@@ -3392,7 +3872,7 @@
               <w:jc w:val="left"/>
             </w:pPr>
             <w:r>
-              <w:t xml:space="preserve">Plan (workstreams) + interface contract; never implements</w:t>
+              <w:t xml:space="preserve">Draft author of plan (workstreams) + interface contract; never implements</w:t>
             </w:r>
           </w:p>
         </w:tc>
@@ -3409,25 +3889,25 @@
               <w:rPr>
                 <w:rStyle w:val="VerbatimChar"/>
               </w:rPr>
-              <w:t xml:space="preserve">build_agent</w:t>
-            </w:r>
-          </w:p>
-        </w:tc>
-        <w:tc>
-          <w:tcPr/>
-          <w:p>
-            <w:pPr>
-              <w:pStyle w:val="Compact"/>
-              <w:jc w:val="left"/>
-            </w:pPr>
-            <w:r>
-              <w:t xml:space="preserve">Opus 4.8 (</w:t>
-            </w:r>
-            <w:r>
-              <w:rPr>
-                <w:rStyle w:val="VerbatimChar"/>
-              </w:rPr>
-              <w:t xml:space="preserve">claude-opus-4-8</w:t>
+              <w:t xml:space="preserve">spec_synthesis</w:t>
+            </w:r>
+          </w:p>
+        </w:tc>
+        <w:tc>
+          <w:tcPr/>
+          <w:p>
+            <w:pPr>
+              <w:pStyle w:val="Compact"/>
+              <w:jc w:val="left"/>
+            </w:pPr>
+            <w:r>
+              <w:t xml:space="preserve">Fable 5 (</w:t>
+            </w:r>
+            <w:r>
+              <w:rPr>
+                <w:rStyle w:val="VerbatimChar"/>
+              </w:rPr>
+              <w:t xml:space="preserve">claude-fable-5</w:t>
             </w:r>
             <w:r>
               <w:t xml:space="preserve">)</w:t>
@@ -3442,7 +3922,7 @@
               <w:jc w:val="left"/>
             </w:pPr>
             <w:r>
-              <w:t xml:space="preserve">Read/Write/Edit +</w:t>
+              <w:t xml:space="preserve">Read/Grep/Glob + Write</w:t>
             </w:r>
             <w:r>
               <w:t xml:space="preserve"> </w:t>
@@ -3452,25 +3932,84 @@
                 <w:b/>
                 <w:bCs/>
               </w:rPr>
-              <w:t xml:space="preserve">sandboxed</w:t>
-            </w:r>
-            <w:r>
-              <w:t xml:space="preserve"> </w:t>
-            </w:r>
-            <w:r>
-              <w:t xml:space="preserve">Bash, writes only worktree-relative</w:t>
-            </w:r>
-          </w:p>
-        </w:tc>
-        <w:tc>
-          <w:tcPr/>
-          <w:p>
-            <w:pPr>
-              <w:pStyle w:val="Compact"/>
-              <w:jc w:val="left"/>
-            </w:pPr>
-            <w:r>
-              <w:t xml:space="preserve">Workstream strictly against the contract, TDD;</w:t>
+              <w:t xml:space="preserve">only</w:t>
+            </w:r>
+            <w:r>
+              <w:t xml:space="preserve"> </w:t>
+            </w:r>
+            <w:r>
+              <w:rPr>
+                <w:rStyle w:val="VerbatimChar"/>
+              </w:rPr>
+              <w:t xml:space="preserve">.adw/spec.md</w:t>
+            </w:r>
+            <w:r>
+              <w:t xml:space="preserve"> </w:t>
+            </w:r>
+            <w:r>
+              <w:t xml:space="preserve">+</w:t>
+            </w:r>
+            <w:r>
+              <w:t xml:space="preserve"> </w:t>
+            </w:r>
+            <w:r>
+              <w:rPr>
+                <w:rStyle w:val="VerbatimChar"/>
+              </w:rPr>
+              <w:t xml:space="preserve">.adw/spec-summary.md</w:t>
+            </w:r>
+          </w:p>
+        </w:tc>
+        <w:tc>
+          <w:tcPr/>
+          <w:p>
+            <w:pPr>
+              <w:pStyle w:val="Compact"/>
+              <w:jc w:val="left"/>
+            </w:pPr>
+            <w:r>
+              <w:t xml:space="preserve">Best-of merge of the Claude and Codex spec drafts + summary for the approval gate</w:t>
+            </w:r>
+          </w:p>
+        </w:tc>
+      </w:tr>
+      <w:tr>
+        <w:tc>
+          <w:tcPr/>
+          <w:p>
+            <w:pPr>
+              <w:pStyle w:val="Compact"/>
+              <w:jc w:val="left"/>
+            </w:pPr>
+            <w:r>
+              <w:rPr>
+                <w:rStyle w:val="VerbatimChar"/>
+              </w:rPr>
+              <w:t xml:space="preserve">plan_synthesis</w:t>
+            </w:r>
+          </w:p>
+        </w:tc>
+        <w:tc>
+          <w:tcPr/>
+          <w:p>
+            <w:pPr>
+              <w:pStyle w:val="Compact"/>
+              <w:jc w:val="left"/>
+            </w:pPr>
+            <w:r>
+              <w:t xml:space="preserve">Fable 5</w:t>
+            </w:r>
+          </w:p>
+        </w:tc>
+        <w:tc>
+          <w:tcPr/>
+          <w:p>
+            <w:pPr>
+              <w:pStyle w:val="Compact"/>
+              <w:jc w:val="left"/>
+            </w:pPr>
+            <w:r>
+              <w:t xml:space="preserve">Read/Grep/Glob + Write</w:t>
             </w:r>
             <w:r>
               <w:t xml:space="preserve"> </w:t>
@@ -3480,10 +4019,55 @@
                 <w:b/>
                 <w:bCs/>
               </w:rPr>
-              <w:t xml:space="preserve">does not commit</w:t>
-            </w:r>
-            <w:r>
-              <w:t xml:space="preserve">; may deviate from fix plans with justification</w:t>
+              <w:t xml:space="preserve">only</w:t>
+            </w:r>
+            <w:r>
+              <w:t xml:space="preserve"> </w:t>
+            </w:r>
+            <w:r>
+              <w:rPr>
+                <w:rStyle w:val="VerbatimChar"/>
+              </w:rPr>
+              <w:t xml:space="preserve">.adw/plan.md</w:t>
+            </w:r>
+            <w:r>
+              <w:t xml:space="preserve">,</w:t>
+            </w:r>
+            <w:r>
+              <w:t xml:space="preserve"> </w:t>
+            </w:r>
+            <w:r>
+              <w:rPr>
+                <w:rStyle w:val="VerbatimChar"/>
+              </w:rPr>
+              <w:t xml:space="preserve">.adw/contract.yaml</w:t>
+            </w:r>
+            <w:r>
+              <w:t xml:space="preserve"> </w:t>
+            </w:r>
+            <w:r>
+              <w:t xml:space="preserve">+</w:t>
+            </w:r>
+            <w:r>
+              <w:t xml:space="preserve"> </w:t>
+            </w:r>
+            <w:r>
+              <w:rPr>
+                <w:rStyle w:val="VerbatimChar"/>
+              </w:rPr>
+              <w:t xml:space="preserve">.adw/plan-summary.md</w:t>
+            </w:r>
+          </w:p>
+        </w:tc>
+        <w:tc>
+          <w:tcPr/>
+          <w:p>
+            <w:pPr>
+              <w:pStyle w:val="Compact"/>
+              <w:jc w:val="left"/>
+            </w:pPr>
+            <w:r>
+              <w:t xml:space="preserve">Best-of merge of both plan/contract drafts + summary</w:t>
             </w:r>
           </w:p>
         </w:tc>
@@ -3500,25 +4084,25 @@
               <w:rPr>
                 <w:rStyle w:val="VerbatimChar"/>
               </w:rPr>
-              <w:t xml:space="preserve">e2e_triage</w:t>
-            </w:r>
-          </w:p>
-        </w:tc>
-        <w:tc>
-          <w:tcPr/>
-          <w:p>
-            <w:pPr>
-              <w:pStyle w:val="Compact"/>
-              <w:jc w:val="left"/>
-            </w:pPr>
-            <w:r>
-              <w:t xml:space="preserve">Sonnet 5 (</w:t>
-            </w:r>
-            <w:r>
-              <w:rPr>
-                <w:rStyle w:val="VerbatimChar"/>
-              </w:rPr>
-              <w:t xml:space="preserve">claude-sonnet-5</w:t>
+              <w:t xml:space="preserve">build_agent</w:t>
+            </w:r>
+          </w:p>
+        </w:tc>
+        <w:tc>
+          <w:tcPr/>
+          <w:p>
+            <w:pPr>
+              <w:pStyle w:val="Compact"/>
+              <w:jc w:val="left"/>
+            </w:pPr>
+            <w:r>
+              <w:t xml:space="preserve">Opus 4.8 (</w:t>
+            </w:r>
+            <w:r>
+              <w:rPr>
+                <w:rStyle w:val="VerbatimChar"/>
+              </w:rPr>
+              <w:t xml:space="preserve">claude-opus-4-8</w:t>
             </w:r>
             <w:r>
               <w:t xml:space="preserve">)</w:t>
@@ -3533,19 +4117,48 @@
               <w:jc w:val="left"/>
             </w:pPr>
             <w:r>
-              <w:t xml:space="preserve">read-only</w:t>
-            </w:r>
-          </w:p>
-        </w:tc>
-        <w:tc>
-          <w:tcPr/>
-          <w:p>
-            <w:pPr>
-              <w:pStyle w:val="Compact"/>
-              <w:jc w:val="left"/>
-            </w:pPr>
-            <w:r>
-              <w:t xml:space="preserve">Playwright failures → Lane assignment; fixes nothing; responds only with schema JSON</w:t>
+              <w:t xml:space="preserve">Read/Write/Edit +</w:t>
+            </w:r>
+            <w:r>
+              <w:t xml:space="preserve"> </w:t>
+            </w:r>
+            <w:r>
+              <w:rPr>
+                <w:b/>
+                <w:bCs/>
+              </w:rPr>
+              <w:t xml:space="preserve">sandboxed</w:t>
+            </w:r>
+            <w:r>
+              <w:t xml:space="preserve"> </w:t>
+            </w:r>
+            <w:r>
+              <w:t xml:space="preserve">Bash, writes only worktree-relative</w:t>
+            </w:r>
+          </w:p>
+        </w:tc>
+        <w:tc>
+          <w:tcPr/>
+          <w:p>
+            <w:pPr>
+              <w:pStyle w:val="Compact"/>
+              <w:jc w:val="left"/>
+            </w:pPr>
+            <w:r>
+              <w:t xml:space="preserve">Workstream strictly against the contract, TDD;</w:t>
+            </w:r>
+            <w:r>
+              <w:t xml:space="preserve"> </w:t>
+            </w:r>
+            <w:r>
+              <w:rPr>
+                <w:b/>
+                <w:bCs/>
+              </w:rPr>
+              <w:t xml:space="preserve">does not commit</w:t>
+            </w:r>
+            <w:r>
+              <w:t xml:space="preserve">; may deviate from fix plans with justification</w:t>
             </w:r>
           </w:p>
         </w:tc>
@@ -3562,19 +4175,28 @@
               <w:rPr>
                 <w:rStyle w:val="VerbatimChar"/>
               </w:rPr>
-              <w:t xml:space="preserve">log_analyst</w:t>
-            </w:r>
-          </w:p>
-        </w:tc>
-        <w:tc>
-          <w:tcPr/>
-          <w:p>
-            <w:pPr>
-              <w:pStyle w:val="Compact"/>
-              <w:jc w:val="left"/>
-            </w:pPr>
-            <w:r>
-              <w:t xml:space="preserve">Sonnet 5</w:t>
+              <w:t xml:space="preserve">e2e_triage</w:t>
+            </w:r>
+          </w:p>
+        </w:tc>
+        <w:tc>
+          <w:tcPr/>
+          <w:p>
+            <w:pPr>
+              <w:pStyle w:val="Compact"/>
+              <w:jc w:val="left"/>
+            </w:pPr>
+            <w:r>
+              <w:t xml:space="preserve">Sonnet 5 (</w:t>
+            </w:r>
+            <w:r>
+              <w:rPr>
+                <w:rStyle w:val="VerbatimChar"/>
+              </w:rPr>
+              <w:t xml:space="preserve">claude-sonnet-5</w:t>
+            </w:r>
+            <w:r>
+              <w:t xml:space="preserve">)</w:t>
             </w:r>
           </w:p>
         </w:tc>
@@ -3598,7 +4220,7 @@
               <w:jc w:val="left"/>
             </w:pPr>
             <w:r>
-              <w:t xml:space="preserve">CI logs → structured Findings with Lane; fixes nothing</w:t>
+              <w:t xml:space="preserve">Playwright failures → Lane assignment; fixes nothing; responds only with schema JSON</w:t>
             </w:r>
           </w:p>
         </w:tc>
@@ -3615,6 +4237,59 @@
               <w:rPr>
                 <w:rStyle w:val="VerbatimChar"/>
               </w:rPr>
+              <w:t xml:space="preserve">log_analyst</w:t>
+            </w:r>
+          </w:p>
+        </w:tc>
+        <w:tc>
+          <w:tcPr/>
+          <w:p>
+            <w:pPr>
+              <w:pStyle w:val="Compact"/>
+              <w:jc w:val="left"/>
+            </w:pPr>
+            <w:r>
+              <w:t xml:space="preserve">Sonnet 5</w:t>
+            </w:r>
+          </w:p>
+        </w:tc>
+        <w:tc>
+          <w:tcPr/>
+          <w:p>
+            <w:pPr>
+              <w:pStyle w:val="Compact"/>
+              <w:jc w:val="left"/>
+            </w:pPr>
+            <w:r>
+              <w:t xml:space="preserve">read-only</w:t>
+            </w:r>
+          </w:p>
+        </w:tc>
+        <w:tc>
+          <w:tcPr/>
+          <w:p>
+            <w:pPr>
+              <w:pStyle w:val="Compact"/>
+              <w:jc w:val="left"/>
+            </w:pPr>
+            <w:r>
+              <w:t xml:space="preserve">CI logs → structured Findings with Lane; fixes nothing</w:t>
+            </w:r>
+          </w:p>
+        </w:tc>
+      </w:tr>
+      <w:tr>
+        <w:tc>
+          <w:tcPr/>
+          <w:p>
+            <w:pPr>
+              <w:pStyle w:val="Compact"/>
+              <w:jc w:val="left"/>
+            </w:pPr>
+            <w:r>
+              <w:rPr>
+                <w:rStyle w:val="VerbatimChar"/>
+              </w:rPr>
               <w:t xml:space="preserve">final_reviewer</w:t>
             </w:r>
           </w:p>
@@ -3681,7 +4356,7 @@
         <w:t xml:space="preserve"> </w:t>
       </w:r>
       <w:r>
-        <w:t xml:space="preserve">the most expensive judgment (Fable) only at the leverage points spec/plan/final review; Opus builds; Sonnet 5 handles the assembly-line Triage. The path rules are</w:t>
+        <w:t xml:space="preserve">Opus writes the authoring drafts and builds — the draft is the deep-thinking part; Fable (broad, cheaper) merges the two drafts and does the final review; Sonnet 5 handles the assembly-line Triage. The content rules of the draft author and the synthesis are</w:t>
       </w:r>
       <w:r>
         <w:t xml:space="preserve"> </w:t>
@@ -3691,6 +4366,61 @@
           <w:b/>
           <w:bCs/>
         </w:rPr>
+        <w:t xml:space="preserve">one shared constant each</w:t>
+      </w:r>
+      <w:r>
+        <w:t xml:space="preserve"> </w:t>
+      </w:r>
+      <w:r>
+        <w:t xml:space="preserve">(</w:t>
+      </w:r>
+      <w:r>
+        <w:rPr>
+          <w:rStyle w:val="VerbatimChar"/>
+        </w:rPr>
+        <w:t xml:space="preserve">_SPEC_CONTENT_RULES</w:t>
+      </w:r>
+      <w:r>
+        <w:t xml:space="preserve">/</w:t>
+      </w:r>
+      <w:r>
+        <w:rPr>
+          <w:rStyle w:val="VerbatimChar"/>
+        </w:rPr>
+        <w:t xml:space="preserve">_PLAN_CONTENT_RULES</w:t>
+      </w:r>
+      <w:r>
+        <w:t xml:space="preserve">): if they drifted apart, the synthesis would undo the author's scope counterweight. Merge and summary rules (</w:t>
+      </w:r>
+      <w:r>
+        <w:rPr>
+          <w:rStyle w:val="VerbatimChar"/>
+        </w:rPr>
+        <w:t xml:space="preserve">_BEST_OF_MERGE_RULES</w:t>
+      </w:r>
+      <w:r>
+        <w:t xml:space="preserve">,</w:t>
+      </w:r>
+      <w:r>
+        <w:t xml:space="preserve"> </w:t>
+      </w:r>
+      <w:r>
+        <w:rPr>
+          <w:rStyle w:val="VerbatimChar"/>
+        </w:rPr>
+        <w:t xml:space="preserve">_SUMMARY_FORMAT_RULES</w:t>
+      </w:r>
+      <w:r>
+        <w:t xml:space="preserve">) are shared by both synthesis agents — a summary structured differently per phase would just be noise at the approval gate. The path rules are</w:t>
+      </w:r>
+      <w:r>
+        <w:t xml:space="preserve"> </w:t>
+      </w:r>
+      <w:r>
+        <w:rPr>
+          <w:b/>
+          <w:bCs/>
+        </w:rPr>
         <w:t xml:space="preserve">artifact-exact</w:t>
       </w:r>
       <w:r>
@@ -3754,7 +4484,7 @@
         <w:t xml:space="preserve"> </w:t>
       </w:r>
       <w:r>
-        <w:t xml:space="preserve">writable. In addition, the run directories are deny-listed for all agents, and parallel Lanes cannot see each other via</w:t>
+        <w:t xml:space="preserve">writable; the synthesis agents' write rules therefore explicitly include their summary file. In addition, the run directories are deny-listed for all agents, and parallel Lanes cannot see each other via</w:t>
       </w:r>
       <w:r>
         <w:t xml:space="preserve"> </w:t>
@@ -7000,7 +7730,7 @@
               <w:jc w:val="left"/>
             </w:pPr>
             <w:r>
-              <w:t xml:space="preserve">Independent reviews (spec/plan/code)</w:t>
+              <w:t xml:space="preserve">Independent reviews (spec/plan/code) + second draft author of spec/plan</w:t>
             </w:r>
           </w:p>
         </w:tc>
@@ -7036,7 +7766,7 @@
               <w:t xml:space="preserve">CODEX_HOME</w:t>
             </w:r>
             <w:r>
-              <w:t xml:space="preserve">, 900 s timeout, strict parser</w:t>
+              <w:t xml:space="preserve">, 900 s timeout, strict parser (Findings JSON resp. marker blocks with a per-call nonce)</w:t>
             </w:r>
           </w:p>
         </w:tc>
@@ -7645,6 +8375,57 @@
               <w:jc w:val="left"/>
             </w:pPr>
             <w:r>
+              <w:t xml:space="preserve">In the draft stage the Codex author reads the</w:t>
+            </w:r>
+            <w:r>
+              <w:t xml:space="preserve"> </w:t>
+            </w:r>
+            <w:r>
+              <w:rPr>
+                <w:b/>
+                <w:bCs/>
+              </w:rPr>
+              <w:t xml:space="preserve">same checkout</w:t>
+            </w:r>
+            <w:r>
+              <w:t xml:space="preserve"> </w:t>
+            </w:r>
+            <w:r>
+              <w:t xml:space="preserve">as the parallel Claude author and could theoretically see a half-written artifact.</w:t>
+            </w:r>
+          </w:p>
+        </w:tc>
+        <w:tc>
+          <w:tcPr/>
+          <w:p>
+            <w:pPr>
+              <w:pStyle w:val="Compact"/>
+              <w:jc w:val="left"/>
+            </w:pPr>
+            <w:r>
+              <w:t xml:space="preserve">Deliberate: worktree isolation would deprive the Codex draft of the phase inputs that only exist in the checkout (</w:t>
+            </w:r>
+            <w:r>
+              <w:rPr>
+                <w:rStyle w:val="VerbatimChar"/>
+              </w:rPr>
+              <w:t xml:space="preserve">.adw/spec.md</w:t>
+            </w:r>
+            <w:r>
+              <w:t xml:space="preserve">). The Claude draft is validated afterwards (non-empty, changed) and the artifacts are reset before the synthesis.</w:t>
+            </w:r>
+          </w:p>
+        </w:tc>
+      </w:tr>
+      <w:tr>
+        <w:tc>
+          <w:tcPr/>
+          <w:p>
+            <w:pPr>
+              <w:pStyle w:val="Compact"/>
+              <w:jc w:val="left"/>
+            </w:pPr>
+            <w:r>
               <w:t xml:space="preserve">The Codex token back-sync does not hold the lock for the entire review duration.</w:t>
             </w:r>
           </w:p>
@@ -7820,19 +8601,160 @@
                 <w:b/>
                 <w:bCs/>
               </w:rPr>
-              <w:t xml:space="preserve">AgentRunner / CodexReviewer</w:t>
-            </w:r>
-          </w:p>
-        </w:tc>
-        <w:tc>
-          <w:tcPr/>
-          <w:p>
-            <w:pPr>
-              <w:pStyle w:val="Compact"/>
-              <w:jc w:val="left"/>
-            </w:pPr>
-            <w:r>
-              <w:t xml:space="preserve">The two protocols (PEP 544) behind which all agent calls live; production and mock implementations are interchangeable.</w:t>
+              <w:t xml:space="preserve">AgentRunner / CodexClient</w:t>
+            </w:r>
+          </w:p>
+        </w:tc>
+        <w:tc>
+          <w:tcPr/>
+          <w:p>
+            <w:pPr>
+              <w:pStyle w:val="Compact"/>
+              <w:jc w:val="left"/>
+            </w:pPr>
+            <w:r>
+              <w:t xml:space="preserve">The two protocols (PEP 544) behind which all agent calls live;</w:t>
+            </w:r>
+            <w:r>
+              <w:t xml:space="preserve"> </w:t>
+            </w:r>
+            <w:r>
+              <w:rPr>
+                <w:rStyle w:val="VerbatimChar"/>
+              </w:rPr>
+              <w:t xml:space="preserve">CodexClient</w:t>
+            </w:r>
+            <w:r>
+              <w:t xml:space="preserve"> </w:t>
+            </w:r>
+            <w:r>
+              <w:t xml:space="preserve">covers both Codex roles (</w:t>
+            </w:r>
+            <w:r>
+              <w:rPr>
+                <w:rStyle w:val="VerbatimChar"/>
+              </w:rPr>
+              <w:t xml:space="preserve">review</w:t>
+            </w:r>
+            <w:r>
+              <w:t xml:space="preserve"> </w:t>
+            </w:r>
+            <w:r>
+              <w:t xml:space="preserve">+</w:t>
+            </w:r>
+            <w:r>
+              <w:t xml:space="preserve"> </w:t>
+            </w:r>
+            <w:r>
+              <w:rPr>
+                <w:rStyle w:val="VerbatimChar"/>
+              </w:rPr>
+              <w:t xml:space="preserve">author</w:t>
+            </w:r>
+            <w:r>
+              <w:t xml:space="preserve">). Production and mock implementations are interchangeable.</w:t>
+            </w:r>
+          </w:p>
+        </w:tc>
+      </w:tr>
+      <w:tr>
+        <w:tc>
+          <w:tcPr/>
+          <w:p>
+            <w:pPr>
+              <w:pStyle w:val="Compact"/>
+              <w:jc w:val="left"/>
+            </w:pPr>
+            <w:r>
+              <w:rPr>
+                <w:b/>
+                <w:bCs/>
+              </w:rPr>
+              <w:t xml:space="preserve">Draft stage (</w:t>
+            </w:r>
+            <w:r>
+              <w:rPr>
+                <w:rStyle w:val="VerbatimChar"/>
+                <w:b/>
+                <w:bCs/>
+              </w:rPr>
+              <w:t xml:space="preserve">_draft_stage</w:t>
+            </w:r>
+            <w:r>
+              <w:rPr>
+                <w:b/>
+                <w:bCs/>
+              </w:rPr>
+              <w:t xml:space="preserve">)</w:t>
+            </w:r>
+          </w:p>
+        </w:tc>
+        <w:tc>
+          <w:tcPr/>
+          <w:p>
+            <w:pPr>
+              <w:pStyle w:val="Compact"/>
+              <w:jc w:val="left"/>
+            </w:pPr>
+            <w:r>
+              <w:t xml:space="preserve">Phases 1–2: Claude author and Codex write their drafts in parallel into</w:t>
+            </w:r>
+            <w:r>
+              <w:t xml:space="preserve"> </w:t>
+            </w:r>
+            <w:r>
+              <w:rPr>
+                <w:rStyle w:val="VerbatimChar"/>
+              </w:rPr>
+              <w:t xml:space="preserve">.adw/runs/&lt;id&gt;/drafts/</w:t>
+            </w:r>
+            <w:r>
+              <w:t xml:space="preserve">; idempotent over the draft files, Codex failure degrades.</w:t>
+            </w:r>
+          </w:p>
+        </w:tc>
+      </w:tr>
+      <w:tr>
+        <w:tc>
+          <w:tcPr/>
+          <w:p>
+            <w:pPr>
+              <w:pStyle w:val="Compact"/>
+              <w:jc w:val="left"/>
+            </w:pPr>
+            <w:r>
+              <w:rPr>
+                <w:b/>
+                <w:bCs/>
+              </w:rPr>
+              <w:t xml:space="preserve">Synthesis (</w:t>
+            </w:r>
+            <w:r>
+              <w:rPr>
+                <w:rStyle w:val="VerbatimChar"/>
+                <w:b/>
+                <w:bCs/>
+              </w:rPr>
+              <w:t xml:space="preserve">spec_/plan_synthesis</w:t>
+            </w:r>
+            <w:r>
+              <w:rPr>
+                <w:b/>
+                <w:bCs/>
+              </w:rPr>
+              <w:t xml:space="preserve">)</w:t>
+            </w:r>
+          </w:p>
+        </w:tc>
+        <w:tc>
+          <w:tcPr/>
+          <w:p>
+            <w:pPr>
+              <w:pStyle w:val="Compact"/>
+              <w:jc w:val="left"/>
+            </w:pPr>
+            <w:r>
+              <w:t xml:space="preserve">The agent that merges both drafts into ONE best-of artifact and writes the summary for the approval gate; it is the first run of the authoring loop.</w:t>
             </w:r>
           </w:p>
         </w:tc>

--- a/docs/spec/ADW-TECHNISCHE-SPEC.docx
+++ b/docs/spec/ADW-TECHNISCHE-SPEC.docx
@@ -2860,25 +2860,162 @@
           <w:b/>
           <w:bCs/>
         </w:rPr>
-        <w:t xml:space="preserve">Loop:</w:t>
-      </w:r>
-      <w:r>
-        <w:t xml:space="preserve"> </w:t>
-      </w:r>
-      <w:r>
-        <w:t xml:space="preserve">limit check → checkpoint (HEAD as</w:t>
-      </w:r>
-      <w:r>
-        <w:t xml:space="preserve"> </w:t>
-      </w:r>
-      <w:r>
-        <w:rPr>
-          <w:rStyle w:val="VerbatimChar"/>
-        </w:rPr>
-        <w:t xml:space="preserve">expected_head</w:t>
-      </w:r>
-      <w:r>
-        <w:t xml:space="preserve">, iteration++) → build agent (Opus, session resume, neighboring Lanes invisible via deny rule) → invariant checks (no agent commit, correct branch) → artifact restore → Gates.</w:t>
+        <w:t xml:space="preserve">RED stage</w:t>
+      </w:r>
+      <w:r>
+        <w:t xml:space="preserve"> </w:t>
+      </w:r>
+      <w:r>
+        <w:t xml:space="preserve">(</w:t>
+      </w:r>
+      <w:r>
+        <w:rPr>
+          <w:rStyle w:val="VerbatimChar"/>
+        </w:rPr>
+        <w:t xml:space="preserve">_confirm_red</w:t>
+      </w:r>
+      <w:r>
+        <w:t xml:space="preserve">, only with ≥ 1 Gate</w:t>
+      </w:r>
+      <w:r>
+        <w:t xml:space="preserve"> </w:t>
+      </w:r>
+      <w:r>
+        <w:rPr>
+          <w:rStyle w:val="VerbatimChar"/>
+        </w:rPr>
+        <w:t xml:space="preserve">tdd: true</w:t>
+      </w:r>
+      <w:r>
+        <w:t xml:space="preserve"> </w:t>
+      </w:r>
+      <w:r>
+        <w:t xml:space="preserve">and only in the initial build — no</w:t>
+      </w:r>
+      <w:r>
+        <w:t xml:space="preserve"> </w:t>
+      </w:r>
+      <w:r>
+        <w:rPr>
+          <w:rStyle w:val="VerbatimChar"/>
+        </w:rPr>
+        <w:t xml:space="preserve">pending_task</w:t>
+      </w:r>
+      <w:r>
+        <w:t xml:space="preserve">,</w:t>
+      </w:r>
+      <w:r>
+        <w:t xml:space="preserve"> </w:t>
+      </w:r>
+      <w:r>
+        <w:rPr>
+          <w:rStyle w:val="VerbatimChar"/>
+        </w:rPr>
+        <w:t xml:space="preserve">red_confirmed</w:t>
+      </w:r>
+      <w:r>
+        <w:t xml:space="preserve"> </w:t>
+      </w:r>
+      <w:r>
+        <w:t xml:space="preserve">false,</w:t>
+      </w:r>
+      <w:r>
+        <w:t xml:space="preserve"> </w:t>
+      </w:r>
+      <w:r>
+        <w:rPr>
+          <w:rStyle w:val="VerbatimChar"/>
+        </w:rPr>
+        <w:t xml:space="preserve">gate_iterations == 0</w:t>
+      </w:r>
+      <w:r>
+        <w:t xml:space="preserve">): a test-only agent run with the same invariants as every build run, then</w:t>
+      </w:r>
+      <w:r>
+        <w:t xml:space="preserve"> </w:t>
+      </w:r>
+      <w:r>
+        <w:rPr>
+          <w:rStyle w:val="VerbatimChar"/>
+        </w:rPr>
+        <w:t xml:space="preserve">_run_lane_gates</w:t>
+      </w:r>
+      <w:r>
+        <w:t xml:space="preserve"> </w:t>
+      </w:r>
+      <w:r>
+        <w:t xml:space="preserve">over</w:t>
+      </w:r>
+      <w:r>
+        <w:t xml:space="preserve"> </w:t>
+      </w:r>
+      <w:r>
+        <w:rPr>
+          <w:b/>
+          <w:bCs/>
+        </w:rPr>
+        <w:t xml:space="preserve">exactly the marked Gates</w:t>
+      </w:r>
+      <w:r>
+        <w:t xml:space="preserve">. At least one red = proof:</w:t>
+      </w:r>
+      <w:r>
+        <w:t xml:space="preserve"> </w:t>
+      </w:r>
+      <w:r>
+        <w:rPr>
+          <w:rStyle w:val="VerbatimChar"/>
+        </w:rPr>
+        <w:t xml:space="preserve">red_confirmed</w:t>
+      </w:r>
+      <w:r>
+        <w:t xml:space="preserve">, the changed paths as</w:t>
+      </w:r>
+      <w:r>
+        <w:t xml:space="preserve"> </w:t>
+      </w:r>
+      <w:r>
+        <w:rPr>
+          <w:rStyle w:val="VerbatimChar"/>
+        </w:rPr>
+        <w:t xml:space="preserve">red_test_paths</w:t>
+      </w:r>
+      <w:r>
+        <w:t xml:space="preserve"> </w:t>
+      </w:r>
+      <w:r>
+        <w:t xml:space="preserve">and the implementation task as</w:t>
+      </w:r>
+      <w:r>
+        <w:t xml:space="preserve"> </w:t>
+      </w:r>
+      <w:r>
+        <w:rPr>
+          <w:rStyle w:val="VerbatimChar"/>
+        </w:rPr>
+        <w:t xml:space="preserve">pending_task</w:t>
+      </w:r>
+      <w:r>
+        <w:t xml:space="preserve"> </w:t>
+      </w:r>
+      <w:r>
+        <w:t xml:space="preserve">are persisted in</w:t>
+      </w:r>
+      <w:r>
+        <w:t xml:space="preserve"> </w:t>
+      </w:r>
+      <w:r>
+        <w:rPr>
+          <w:b/>
+          <w:bCs/>
+        </w:rPr>
+        <w:t xml:space="preserve">one</w:t>
+      </w:r>
+      <w:r>
+        <w:t xml:space="preserve"> </w:t>
+      </w:r>
+      <w:r>
+        <w:t xml:space="preserve">save, so the following loop resumes the same session with the shortened red Gate output. All green → escalation (the tests do not cover the required behavior), no retry loop.</w:t>
       </w:r>
     </w:p>
     <w:p>
@@ -2890,52 +3027,101 @@
         </w:numPr>
       </w:pPr>
       <w:r>
-        <w:t xml:space="preserve">Gates red: persist error output + Circuit-Breaker baseline as</w:t>
-      </w:r>
-      <w:r>
-        <w:t xml:space="preserve"> </w:t>
-      </w:r>
-      <w:r>
-        <w:rPr>
-          <w:rStyle w:val="VerbatimChar"/>
-        </w:rPr>
-        <w:t xml:space="preserve">pending_task</w:t>
-      </w:r>
-      <w:r>
-        <w:t xml:space="preserve">/</w:t>
-      </w:r>
-      <w:r>
-        <w:rPr>
-          <w:rStyle w:val="VerbatimChar"/>
-        </w:rPr>
-        <w:t xml:space="preserve">last_failures</w:t>
-      </w:r>
-      <w:r>
-        <w:t xml:space="preserve">, back to 2. Gates green: persist the</w:t>
-      </w:r>
-      <w:r>
-        <w:t xml:space="preserve"> </w:t>
-      </w:r>
-      <w:r>
-        <w:rPr>
-          <w:rStyle w:val="VerbatimChar"/>
-        </w:rPr>
-        <w:t xml:space="preserve">gates_passed</w:t>
-      </w:r>
-      <w:r>
-        <w:t xml:space="preserve"> </w:t>
-      </w:r>
-      <w:r>
-        <w:t xml:space="preserve">evidence</w:t>
-      </w:r>
-      <w:r>
-        <w:t xml:space="preserve"> </w:t>
-      </w:r>
-      <w:r>
         <w:rPr>
           <w:b/>
           <w:bCs/>
         </w:rPr>
+        <w:t xml:space="preserve">Loop:</w:t>
+      </w:r>
+      <w:r>
+        <w:t xml:space="preserve"> </w:t>
+      </w:r>
+      <w:r>
+        <w:t xml:space="preserve">limit check → checkpoint (HEAD as</w:t>
+      </w:r>
+      <w:r>
+        <w:t xml:space="preserve"> </w:t>
+      </w:r>
+      <w:r>
+        <w:rPr>
+          <w:rStyle w:val="VerbatimChar"/>
+        </w:rPr>
+        <w:t xml:space="preserve">expected_head</w:t>
+      </w:r>
+      <w:r>
+        <w:t xml:space="preserve">, iteration++) → build agent (Opus, session resume, neighboring Lanes invisible via deny rule) → invariant checks (no agent commit, correct branch) → artifact restore → Gates.</w:t>
+      </w:r>
+    </w:p>
+    <w:p>
+      <w:pPr>
+        <w:pStyle w:val="Compact"/>
+        <w:numPr>
+          <w:ilvl w:val="0"/>
+          <w:numId w:val="1004"/>
+        </w:numPr>
+      </w:pPr>
+      <w:r>
+        <w:t xml:space="preserve">Gates red: persist error output + Circuit-Breaker baseline as</w:t>
+      </w:r>
+      <w:r>
+        <w:t xml:space="preserve"> </w:t>
+      </w:r>
+      <w:r>
+        <w:rPr>
+          <w:rStyle w:val="VerbatimChar"/>
+        </w:rPr>
+        <w:t xml:space="preserve">pending_task</w:t>
+      </w:r>
+      <w:r>
+        <w:t xml:space="preserve">/</w:t>
+      </w:r>
+      <w:r>
+        <w:rPr>
+          <w:rStyle w:val="VerbatimChar"/>
+        </w:rPr>
+        <w:t xml:space="preserve">last_failures</w:t>
+      </w:r>
+      <w:r>
+        <w:t xml:space="preserve">, back to 3. Gates green:</w:t>
+      </w:r>
+      <w:r>
+        <w:t xml:space="preserve"> </w:t>
+      </w:r>
+      <w:r>
+        <w:rPr>
+          <w:rStyle w:val="VerbatimChar"/>
+        </w:rPr>
+        <w:t xml:space="preserve">red_test_paths</w:t>
+      </w:r>
+      <w:r>
+        <w:t xml:space="preserve"> </w:t>
+      </w:r>
+      <w:r>
+        <w:t xml:space="preserve">still present (otherwise escalation), then persist the</w:t>
+      </w:r>
+      <w:r>
+        <w:t xml:space="preserve"> </w:t>
+      </w:r>
+      <w:r>
+        <w:rPr>
+          <w:rStyle w:val="VerbatimChar"/>
+        </w:rPr>
+        <w:t xml:space="preserve">gates_passed</w:t>
+      </w:r>
+      <w:r>
+        <w:t xml:space="preserve"> </w:t>
+      </w:r>
+      <w:r>
+        <w:t xml:space="preserve">evidence</w:t>
+      </w:r>
+      <w:r>
+        <w:t xml:space="preserve"> </w:t>
+      </w:r>
+      <w:r>
+        <w:rPr>
+          <w:b/>
+          <w:bCs/>
+        </w:rPr>
         <w:t xml:space="preserve">with tree hash</w:t>
       </w:r>
       <w:r>
@@ -2945,6 +3131,58 @@
     <w:p>
       <w:pPr>
         <w:pStyle w:val="FirstParagraph"/>
+      </w:pPr>
+      <w:r>
+        <w:t xml:space="preserve">The RED proof belongs to the orchestrator, not to the agent's claim: what it proves is that the marked Gates were red before the implementation run — "tests only" is an instruction to the agent, since no stack-neutral rule tells a test path from a production path. It is protected against forgery on both sides: a test-only pass that leaves the Worktree unchanged or</w:t>
+      </w:r>
+      <w:r>
+        <w:t xml:space="preserve"> </w:t>
+      </w:r>
+      <w:r>
+        <w:rPr>
+          <w:b/>
+          <w:bCs/>
+        </w:rPr>
+        <w:t xml:space="preserve">deletes</w:t>
+      </w:r>
+      <w:r>
+        <w:t xml:space="preserve"> </w:t>
+      </w:r>
+      <w:r>
+        <w:t xml:space="preserve">files proves nothing (both checks also run in the resume path, after the artifact restore), and green Gates count only while the tests that proved RED are still in place. The RED check runs</w:t>
+      </w:r>
+      <w:r>
+        <w:t xml:space="preserve"> </w:t>
+      </w:r>
+      <w:r>
+        <w:rPr>
+          <w:b/>
+          <w:bCs/>
+        </w:rPr>
+        <w:t xml:space="preserve">no</w:t>
+      </w:r>
+      <w:r>
+        <w:t xml:space="preserve"> </w:t>
+      </w:r>
+      <w:r>
+        <w:t xml:space="preserve">Gate iteration — the budget belongs to the implementation. Fix dispatches from phases 4–7 (</w:t>
+      </w:r>
+      <w:r>
+        <w:rPr>
+          <w:rStyle w:val="VerbatimChar"/>
+        </w:rPr>
+        <w:t xml:space="preserve">pending_task</w:t>
+      </w:r>
+      <w:r>
+        <w:t xml:space="preserve"> </w:t>
+      </w:r>
+      <w:r>
+        <w:t xml:space="preserve">set) and Lanes without a marked Gate keep the single-stage behavior byte for byte.</w:t>
+      </w:r>
+    </w:p>
+    <w:p>
+      <w:pPr>
+        <w:pStyle w:val="BodyText"/>
       </w:pPr>
       <w:r>
         <w:t xml:space="preserve">The tree hash is produced via a temporary Git index (</w:t>
@@ -5235,6 +5473,121 @@
               <w:rPr>
                 <w:rStyle w:val="VerbatimChar"/>
               </w:rPr>
+              <w:t xml:space="preserve">session_id</w:t>
+            </w:r>
+            <w:r>
+              <w:t xml:space="preserve"> </w:t>
+            </w:r>
+            <w:r>
+              <w:t xml:space="preserve">of the test-only pass</w:t>
+            </w:r>
+          </w:p>
+        </w:tc>
+        <w:tc>
+          <w:tcPr/>
+          <w:p>
+            <w:pPr>
+              <w:pStyle w:val="Compact"/>
+              <w:jc w:val="left"/>
+            </w:pPr>
+            <w:r>
+              <w:t xml:space="preserve">Lane</w:t>
+            </w:r>
+          </w:p>
+        </w:tc>
+        <w:tc>
+          <w:tcPr/>
+          <w:p>
+            <w:pPr>
+              <w:pStyle w:val="Compact"/>
+              <w:jc w:val="left"/>
+            </w:pPr>
+            <w:r>
+              <w:t xml:space="preserve">Crash between the test-only pass and the RED check: the checkpointed session marks the pass as done, so a resume repeats only the check</w:t>
+            </w:r>
+          </w:p>
+        </w:tc>
+      </w:tr>
+      <w:tr>
+        <w:tc>
+          <w:tcPr/>
+          <w:p>
+            <w:pPr>
+              <w:pStyle w:val="Compact"/>
+              <w:jc w:val="left"/>
+            </w:pPr>
+            <w:r>
+              <w:rPr>
+                <w:rStyle w:val="VerbatimChar"/>
+              </w:rPr>
+              <w:t xml:space="preserve">red_confirmed</w:t>
+            </w:r>
+            <w:r>
+              <w:t xml:space="preserve"> </w:t>
+            </w:r>
+            <w:r>
+              <w:t xml:space="preserve">+</w:t>
+            </w:r>
+            <w:r>
+              <w:t xml:space="preserve"> </w:t>
+            </w:r>
+            <w:r>
+              <w:rPr>
+                <w:rStyle w:val="VerbatimChar"/>
+              </w:rPr>
+              <w:t xml:space="preserve">red_test_paths</w:t>
+            </w:r>
+          </w:p>
+        </w:tc>
+        <w:tc>
+          <w:tcPr/>
+          <w:p>
+            <w:pPr>
+              <w:pStyle w:val="Compact"/>
+              <w:jc w:val="left"/>
+            </w:pPr>
+            <w:r>
+              <w:t xml:space="preserve">Lane</w:t>
+            </w:r>
+          </w:p>
+        </w:tc>
+        <w:tc>
+          <w:tcPr/>
+          <w:p>
+            <w:pPr>
+              <w:pStyle w:val="Compact"/>
+              <w:jc w:val="left"/>
+            </w:pPr>
+            <w:r>
+              <w:t xml:space="preserve">Crash between the RED proof and the implementation run (both are written in one save with</w:t>
+            </w:r>
+            <w:r>
+              <w:t xml:space="preserve"> </w:t>
+            </w:r>
+            <w:r>
+              <w:rPr>
+                <w:rStyle w:val="VerbatimChar"/>
+              </w:rPr>
+              <w:t xml:space="preserve">pending_task</w:t>
+            </w:r>
+            <w:r>
+              <w:t xml:space="preserve">); the paths bind the proof to the tests that delivered it</w:t>
+            </w:r>
+          </w:p>
+        </w:tc>
+      </w:tr>
+      <w:tr>
+        <w:tc>
+          <w:tcPr/>
+          <w:p>
+            <w:pPr>
+              <w:pStyle w:val="Compact"/>
+              <w:jc w:val="left"/>
+            </w:pPr>
+            <w:r>
+              <w:rPr>
+                <w:rStyle w:val="VerbatimChar"/>
+              </w:rPr>
               <w:t xml:space="preserve">base_sha</w:t>
             </w:r>
           </w:p>
@@ -5595,7 +5948,7 @@
               <w:t xml:space="preserve">MAX_GATE_ITERATIONS</w:t>
             </w:r>
             <w:r>
-              <w:t xml:space="preserve">) — per task, reset on a new fix task</w:t>
+              <w:t xml:space="preserve">) — per task, reset on a new fix task; the RED check consumes no iteration</w:t>
             </w:r>
           </w:p>
         </w:tc>
@@ -5851,6 +6204,44 @@
             <w:pPr>
               <w:pStyle w:val="Compact"/>
             </w:pPr>
+          </w:p>
+        </w:tc>
+      </w:tr>
+      <w:tr>
+        <w:tc>
+          <w:tcPr/>
+          <w:p>
+            <w:pPr>
+              <w:pStyle w:val="Compact"/>
+              <w:jc w:val="left"/>
+            </w:pPr>
+            <w:r>
+              <w:t xml:space="preserve">RED stage per Lane</w:t>
+            </w:r>
+          </w:p>
+        </w:tc>
+        <w:tc>
+          <w:tcPr/>
+          <w:p>
+            <w:pPr>
+              <w:pStyle w:val="Compact"/>
+              <w:jc w:val="left"/>
+            </w:pPr>
+            <w:r>
+              <w:t xml:space="preserve">exactly 1 pass (no retry loop)</w:t>
+            </w:r>
+          </w:p>
+        </w:tc>
+        <w:tc>
+          <w:tcPr/>
+          <w:p>
+            <w:pPr>
+              <w:pStyle w:val="Compact"/>
+              <w:jc w:val="left"/>
+            </w:pPr>
+            <w:r>
+              <w:t xml:space="preserve">No Circuit-Breaker: green marked Gates after the test-only pass escalate instead of starting a test-improvement loop</w:t>
+            </w:r>
           </w:p>
         </w:tc>
       </w:tr>
@@ -8154,7 +8545,7 @@
         <w:t xml:space="preserve"> </w:t>
       </w:r>
       <w:r>
-        <w:t xml:space="preserve">maps the DoD criteria 1–5 from</w:t>
+        <w:t xml:space="preserve">maps the DoD criteria from</w:t>
       </w:r>
       <w:r>
         <w:t xml:space="preserve"> </w:t>
@@ -8169,7 +8560,22 @@
         <w:t xml:space="preserve"> </w:t>
       </w:r>
       <w:r>
-        <w:t xml:space="preserve">§8 — complete CLI dry runs (single + parallel), Gate fail→same-session fix, approval gate, Triage paths, crash resume.</w:t>
+        <w:t xml:space="preserve">§8 — complete CLI dry runs (single + parallel), Gate fail→same-session fix, approval gate, Triage paths, crash resume, dual authoring, and both RED-gate paths (with and without a</w:t>
+      </w:r>
+      <w:r>
+        <w:t xml:space="preserve"> </w:t>
+      </w:r>
+      <w:r>
+        <w:rPr>
+          <w:rStyle w:val="VerbatimChar"/>
+        </w:rPr>
+        <w:t xml:space="preserve">tdd</w:t>
+      </w:r>
+      <w:r>
+        <w:t xml:space="preserve"> </w:t>
+      </w:r>
+      <w:r>
+        <w:t xml:space="preserve">Gate).</w:t>
       </w:r>
     </w:p>
     <w:p>
@@ -8507,6 +8913,61 @@
           </w:p>
         </w:tc>
       </w:tr>
+      <w:tr>
+        <w:tc>
+          <w:tcPr/>
+          <w:p>
+            <w:pPr>
+              <w:pStyle w:val="Compact"/>
+              <w:jc w:val="left"/>
+            </w:pPr>
+            <w:r>
+              <w:t xml:space="preserve">The RED proof hangs on the test</w:t>
+            </w:r>
+            <w:r>
+              <w:t xml:space="preserve"> </w:t>
+            </w:r>
+            <w:r>
+              <w:rPr>
+                <w:b/>
+                <w:bCs/>
+              </w:rPr>
+              <w:t xml:space="preserve">paths</w:t>
+            </w:r>
+            <w:r>
+              <w:t xml:space="preserve">, not on their content — an implementation pass could water a test down in place; the paths themselves are not classified as tests either, so a test-only pass that also writes production code is not detected.</w:t>
+            </w:r>
+          </w:p>
+        </w:tc>
+        <w:tc>
+          <w:tcPr/>
+          <w:p>
+            <w:pPr>
+              <w:pStyle w:val="Compact"/>
+              <w:jc w:val="left"/>
+            </w:pPr>
+            <w:r>
+              <w:t xml:space="preserve">Deliberate: content immutability would turn the legitimate repair path of the Gate loop (the agent fixes its own broken test) into an escalation; watered-down tests are caught by the downstream Codex code review. There is also no green baseline run before the test-only pass — a Gate that is already red on HEAD (missing tool, timeout) counts as RED, but that is a project defect the loop surfaces right afterwards. A crash</w:t>
+            </w:r>
+            <w:r>
+              <w:t xml:space="preserve"> </w:t>
+            </w:r>
+            <w:r>
+              <w:rPr>
+                <w:b/>
+                <w:bCs/>
+              </w:rPr>
+              <w:t xml:space="preserve">before</w:t>
+            </w:r>
+            <w:r>
+              <w:t xml:space="preserve"> </w:t>
+            </w:r>
+            <w:r>
+              <w:t xml:space="preserve">the session checkpoint of the test-only pass repeats that agent run once (the Worktree changes are kept, so the second pass sees them).</w:t>
+            </w:r>
+          </w:p>
+        </w:tc>
+      </w:tr>
     </w:tbl>
     <w:bookmarkEnd w:id="37"/>
     <w:bookmarkStart w:id="38" w:name="glossar"/>
@@ -8800,6 +9261,96 @@
             </w:pPr>
             <w:r>
               <w:t xml:space="preserve">Tree hash of the complete Worktree content (incl. untracked) via a temporary Git index — binds "Gates green" to exactly the verified state.</w:t>
+            </w:r>
+          </w:p>
+        </w:tc>
+      </w:tr>
+      <w:tr>
+        <w:tc>
+          <w:tcPr/>
+          <w:p>
+            <w:pPr>
+              <w:pStyle w:val="Compact"/>
+              <w:jc w:val="left"/>
+            </w:pPr>
+            <w:r>
+              <w:rPr>
+                <w:b/>
+                <w:bCs/>
+              </w:rPr>
+              <w:t xml:space="preserve">RED stage (</w:t>
+            </w:r>
+            <w:r>
+              <w:rPr>
+                <w:rStyle w:val="VerbatimChar"/>
+                <w:b/>
+                <w:bCs/>
+              </w:rPr>
+              <w:t xml:space="preserve">_confirm_red</w:t>
+            </w:r>
+            <w:r>
+              <w:rPr>
+                <w:b/>
+                <w:bCs/>
+              </w:rPr>
+              <w:t xml:space="preserve">)</w:t>
+            </w:r>
+          </w:p>
+        </w:tc>
+        <w:tc>
+          <w:tcPr/>
+          <w:p>
+            <w:pPr>
+              <w:pStyle w:val="Compact"/>
+              <w:jc w:val="left"/>
+            </w:pPr>
+            <w:r>
+              <w:t xml:space="preserve">Initial build of a Lane with a</w:t>
+            </w:r>
+            <w:r>
+              <w:t xml:space="preserve"> </w:t>
+            </w:r>
+            <w:r>
+              <w:rPr>
+                <w:rStyle w:val="VerbatimChar"/>
+              </w:rPr>
+              <w:t xml:space="preserve">tdd: true</w:t>
+            </w:r>
+            <w:r>
+              <w:t xml:space="preserve"> </w:t>
+            </w:r>
+            <w:r>
+              <w:t xml:space="preserve">Gate: test-only agent pass, then the orchestrator proves exactly the marked Gates red —</w:t>
+            </w:r>
+            <w:r>
+              <w:t xml:space="preserve"> </w:t>
+            </w:r>
+            <w:r>
+              <w:rPr>
+                <w:rStyle w:val="VerbatimChar"/>
+              </w:rPr>
+              <w:t xml:space="preserve">red_confirmed</w:t>
+            </w:r>
+            <w:r>
+              <w:t xml:space="preserve"> </w:t>
+            </w:r>
+            <w:r>
+              <w:t xml:space="preserve">+</w:t>
+            </w:r>
+            <w:r>
+              <w:t xml:space="preserve"> </w:t>
+            </w:r>
+            <w:r>
+              <w:rPr>
+                <w:rStyle w:val="VerbatimChar"/>
+              </w:rPr>
+              <w:t xml:space="preserve">red_test_paths</w:t>
+            </w:r>
+            <w:r>
+              <w:t xml:space="preserve"> </w:t>
+            </w:r>
+            <w:r>
+              <w:t xml:space="preserve">as the persisted evidence.</w:t>
             </w:r>
           </w:p>
         </w:tc>
